--- a/docs/user-guide/Ghid_Utilizator_Fogli_di_Percorso_RO.docx
+++ b/docs/user-guide/Ghid_Utilizator_Fogli_di_Percorso_RO.docx
@@ -406,108 +406,66 @@
         <w:t xml:space="preserve"> </w:t>
       </w:r>
     </w:p>
-    <w:tbl>
-      <w:tblPr>
-        <w:tblW w:type="dxa" w:w="9360"/>
-        <w:tblBorders>
-          <w:top w:val="single" w:color="auto" w:sz="4"/>
-          <w:left w:val="single" w:color="auto" w:sz="4"/>
-          <w:bottom w:val="single" w:color="auto" w:sz="4"/>
-          <w:right w:val="single" w:color="auto" w:sz="4"/>
-          <w:insideH w:val="single" w:color="auto" w:sz="4"/>
-          <w:insideV w:val="single" w:color="auto" w:sz="4"/>
-        </w:tblBorders>
-      </w:tblPr>
-      <w:tblGrid>
-        <w:gridCol w:w="9360"/>
-      </w:tblGrid>
-      <w:tr>
-        <w:tc>
-          <w:tcPr>
-            <w:tcW w:type="dxa" w:w="9360"/>
-            <w:tcBorders>
-              <w:top w:val="dashed" w:color="888888" w:sz="6"/>
-              <w:left w:val="dashed" w:color="888888" w:sz="6"/>
-              <w:bottom w:val="dashed" w:color="888888" w:sz="6"/>
-              <w:right w:val="dashed" w:color="888888" w:sz="6"/>
-            </w:tcBorders>
-            <w:shd w:fill="F2F2F2" w:val="clear"/>
-            <w:tcMar>
-              <w:top w:type="dxa" w:w="200"/>
-              <w:left w:type="dxa" w:w="200"/>
-              <w:bottom w:type="dxa" w:w="200"/>
-              <w:right w:type="dxa" w:w="200"/>
-            </w:tcMar>
-          </w:tcPr>
-          <w:p>
-            <w:r>
-              <w:t xml:space="preserve"> </w:t>
-            </w:r>
-          </w:p>
-          <w:p>
-            <w:pPr>
-              <w:jc w:val="center"/>
-            </w:pPr>
-            <w:r>
-              <w:rPr>
-                <w:b/>
-                <w:bCs/>
-                <w:color w:val="555555"/>
-                <w:sz w:val="22"/>
-                <w:szCs w:val="22"/>
-              </w:rPr>
-              <w:t xml:space="preserve">📷  CAPTURĂ DE ECRAN</w:t>
-            </w:r>
-          </w:p>
-          <w:p>
-            <w:pPr>
-              <w:jc w:val="center"/>
-            </w:pPr>
-            <w:r>
-              <w:rPr>
-                <w:i/>
-                <w:iCs/>
-                <w:color w:val="555555"/>
-                <w:sz w:val="20"/>
-                <w:szCs w:val="20"/>
-              </w:rPr>
-              <w:t xml:space="preserve">Pagina de autentificare</w:t>
-            </w:r>
-          </w:p>
-          <w:p>
-            <w:pPr>
-              <w:jc w:val="center"/>
-            </w:pPr>
-            <w:r>
-              <w:rPr>
-                <w:color w:val="777777"/>
-                <w:sz w:val="18"/>
-                <w:szCs w:val="18"/>
-              </w:rPr>
-              <w:t xml:space="preserve">URL: http://192.168.10.72:5010/login</w:t>
-            </w:r>
-          </w:p>
-          <w:p>
-            <w:pPr>
-              <w:jc w:val="center"/>
-            </w:pPr>
-            <w:r>
-              <w:rPr>
-                <w:color w:val="777777"/>
-                <w:sz w:val="18"/>
-                <w:szCs w:val="18"/>
-              </w:rPr>
-              <w:t xml:space="preserve">Două câmpuri: Utilizator + Parolă, buton Intră</w:t>
-            </w:r>
-          </w:p>
-          <w:p>
-            <w:r>
-              <w:t xml:space="preserve"> </w:t>
-            </w:r>
-          </w:p>
-        </w:tc>
-      </w:tr>
-    </w:tbl>
+    <w:p>
+      <w:pPr>
+        <w:jc w:val="center"/>
+      </w:pPr>
+      <w:r>
+        <w:drawing>
+          <wp:inline distT="0" distB="0" distL="0" distR="0">
+            <wp:extent cx="5943600" cy="3714750"/>
+            <wp:effectExtent t="0" r="0" b="0" l="0"/>
+            <wp:docPr id="1" name="01-login.png" descr="Pagina de autentificare (limba RO)" title="Pagina de autentificare (limba RO)"/>
+            <wp:cNvGraphicFramePr>
+              <a:graphicFrameLocks xmlns:a="http://schemas.openxmlformats.org/drawingml/2006/main" noChangeAspect="1"/>
+            </wp:cNvGraphicFramePr>
+            <a:graphic xmlns:a="http://schemas.openxmlformats.org/drawingml/2006/main">
+              <a:graphicData uri="http://schemas.openxmlformats.org/drawingml/2006/picture">
+                <pic:pic xmlns:pic="http://schemas.openxmlformats.org/drawingml/2006/picture">
+                  <pic:nvPicPr>
+                    <pic:cNvPr id="0" name="" descr=""/>
+                    <pic:cNvPicPr>
+                      <a:picLocks noChangeAspect="1" noChangeArrowheads="1"/>
+                    </pic:cNvPicPr>
+                  </pic:nvPicPr>
+                  <pic:blipFill>
+                    <a:blip r:embed="rId9" cstate="none"/>
+                    <a:srcRect/>
+                    <a:stretch>
+                      <a:fillRect/>
+                    </a:stretch>
+                  </pic:blipFill>
+                  <pic:spPr bwMode="auto">
+                    <a:xfrm>
+                      <a:off x="0" y="0"/>
+                      <a:ext cx="5943600" cy="3714750"/>
+                    </a:xfrm>
+                    <a:prstGeom prst="rect">
+                      <a:avLst/>
+                    </a:prstGeom>
+                  </pic:spPr>
+                </pic:pic>
+              </a:graphicData>
+            </a:graphic>
+          </wp:inline>
+        </w:drawing>
+      </w:r>
+    </w:p>
+    <w:p>
+      <w:pPr>
+        <w:jc w:val="center"/>
+      </w:pPr>
+      <w:r>
+        <w:rPr>
+          <w:i/>
+          <w:iCs/>
+          <w:color w:val="555555"/>
+          <w:sz w:val="18"/>
+          <w:szCs w:val="18"/>
+        </w:rPr>
+        <w:t xml:space="preserve">Pagina de autentificare (limba RO)</w:t>
+      </w:r>
+    </w:p>
     <w:p>
       <w:r>
         <w:t xml:space="preserve"> </w:t>
@@ -643,108 +601,66 @@
         <w:t xml:space="preserve"> </w:t>
       </w:r>
     </w:p>
-    <w:tbl>
-      <w:tblPr>
-        <w:tblW w:type="dxa" w:w="9360"/>
-        <w:tblBorders>
-          <w:top w:val="single" w:color="auto" w:sz="4"/>
-          <w:left w:val="single" w:color="auto" w:sz="4"/>
-          <w:bottom w:val="single" w:color="auto" w:sz="4"/>
-          <w:right w:val="single" w:color="auto" w:sz="4"/>
-          <w:insideH w:val="single" w:color="auto" w:sz="4"/>
-          <w:insideV w:val="single" w:color="auto" w:sz="4"/>
-        </w:tblBorders>
-      </w:tblPr>
-      <w:tblGrid>
-        <w:gridCol w:w="9360"/>
-      </w:tblGrid>
-      <w:tr>
-        <w:tc>
-          <w:tcPr>
-            <w:tcW w:type="dxa" w:w="9360"/>
-            <w:tcBorders>
-              <w:top w:val="dashed" w:color="888888" w:sz="6"/>
-              <w:left w:val="dashed" w:color="888888" w:sz="6"/>
-              <w:bottom w:val="dashed" w:color="888888" w:sz="6"/>
-              <w:right w:val="dashed" w:color="888888" w:sz="6"/>
-            </w:tcBorders>
-            <w:shd w:fill="F2F2F2" w:val="clear"/>
-            <w:tcMar>
-              <w:top w:type="dxa" w:w="200"/>
-              <w:left w:type="dxa" w:w="200"/>
-              <w:bottom w:type="dxa" w:w="200"/>
-              <w:right w:type="dxa" w:w="200"/>
-            </w:tcMar>
-          </w:tcPr>
-          <w:p>
-            <w:r>
-              <w:t xml:space="preserve"> </w:t>
-            </w:r>
-          </w:p>
-          <w:p>
-            <w:pPr>
-              <w:jc w:val="center"/>
-            </w:pPr>
-            <w:r>
-              <w:rPr>
-                <w:b/>
-                <w:bCs/>
-                <w:color w:val="555555"/>
-                <w:sz w:val="22"/>
-                <w:szCs w:val="22"/>
-              </w:rPr>
-              <w:t xml:space="preserve">📷  CAPTURĂ DE ECRAN</w:t>
-            </w:r>
-          </w:p>
-          <w:p>
-            <w:pPr>
-              <w:jc w:val="center"/>
-            </w:pPr>
-            <w:r>
-              <w:rPr>
-                <w:i/>
-                <w:iCs/>
-                <w:color w:val="555555"/>
-                <w:sz w:val="20"/>
-                <w:szCs w:val="20"/>
-              </w:rPr>
-              <w:t xml:space="preserve">Dashboard utilizator normal</w:t>
-            </w:r>
-          </w:p>
-          <w:p>
-            <w:pPr>
-              <w:jc w:val="center"/>
-            </w:pPr>
-            <w:r>
-              <w:rPr>
-                <w:color w:val="777777"/>
-                <w:sz w:val="18"/>
-                <w:szCs w:val="18"/>
-              </w:rPr>
-              <w:t xml:space="preserve">Conține trei carduri principale: Punct de plecare, Declarații, Administrare</w:t>
-            </w:r>
-          </w:p>
-          <w:p>
-            <w:pPr>
-              <w:jc w:val="center"/>
-            </w:pPr>
-            <w:r>
-              <w:rPr>
-                <w:color w:val="777777"/>
-                <w:sz w:val="18"/>
-                <w:szCs w:val="18"/>
-              </w:rPr>
-              <w:t xml:space="preserve">În partea de sus: nume utilizator, SubCdc, Function Code</w:t>
-            </w:r>
-          </w:p>
-          <w:p>
-            <w:r>
-              <w:t xml:space="preserve"> </w:t>
-            </w:r>
-          </w:p>
-        </w:tc>
-      </w:tr>
-    </w:tbl>
+    <w:p>
+      <w:pPr>
+        <w:jc w:val="center"/>
+      </w:pPr>
+      <w:r>
+        <w:drawing>
+          <wp:inline distT="0" distB="0" distL="0" distR="0">
+            <wp:extent cx="5943600" cy="3714750"/>
+            <wp:effectExtent t="0" r="0" b="0" l="0"/>
+            <wp:docPr id="1" name="02-dashboard.png" descr="Pagina principală (dashboard) cu cele 3 carduri" title="Pagina principală (dashboard) cu cele 3 carduri"/>
+            <wp:cNvGraphicFramePr>
+              <a:graphicFrameLocks xmlns:a="http://schemas.openxmlformats.org/drawingml/2006/main" noChangeAspect="1"/>
+            </wp:cNvGraphicFramePr>
+            <a:graphic xmlns:a="http://schemas.openxmlformats.org/drawingml/2006/main">
+              <a:graphicData uri="http://schemas.openxmlformats.org/drawingml/2006/picture">
+                <pic:pic xmlns:pic="http://schemas.openxmlformats.org/drawingml/2006/picture">
+                  <pic:nvPicPr>
+                    <pic:cNvPr id="0" name="" descr=""/>
+                    <pic:cNvPicPr>
+                      <a:picLocks noChangeAspect="1" noChangeArrowheads="1"/>
+                    </pic:cNvPicPr>
+                  </pic:nvPicPr>
+                  <pic:blipFill>
+                    <a:blip r:embed="rId10" cstate="none"/>
+                    <a:srcRect/>
+                    <a:stretch>
+                      <a:fillRect/>
+                    </a:stretch>
+                  </pic:blipFill>
+                  <pic:spPr bwMode="auto">
+                    <a:xfrm>
+                      <a:off x="0" y="0"/>
+                      <a:ext cx="5943600" cy="3714750"/>
+                    </a:xfrm>
+                    <a:prstGeom prst="rect">
+                      <a:avLst/>
+                    </a:prstGeom>
+                  </pic:spPr>
+                </pic:pic>
+              </a:graphicData>
+            </a:graphic>
+          </wp:inline>
+        </w:drawing>
+      </w:r>
+    </w:p>
+    <w:p>
+      <w:pPr>
+        <w:jc w:val="center"/>
+      </w:pPr>
+      <w:r>
+        <w:rPr>
+          <w:i/>
+          <w:iCs/>
+          <w:color w:val="555555"/>
+          <w:sz w:val="18"/>
+          <w:szCs w:val="18"/>
+        </w:rPr>
+        <w:t xml:space="preserve">Pagina principală (dashboard) cu cele 3 carduri</w:t>
+      </w:r>
+    </w:p>
     <w:p>
       <w:r>
         <w:t xml:space="preserve"> </w:t>
@@ -907,108 +823,66 @@
         <w:t xml:space="preserve"> </w:t>
       </w:r>
     </w:p>
-    <w:tbl>
-      <w:tblPr>
-        <w:tblW w:type="dxa" w:w="9360"/>
-        <w:tblBorders>
-          <w:top w:val="single" w:color="auto" w:sz="4"/>
-          <w:left w:val="single" w:color="auto" w:sz="4"/>
-          <w:bottom w:val="single" w:color="auto" w:sz="4"/>
-          <w:right w:val="single" w:color="auto" w:sz="4"/>
-          <w:insideH w:val="single" w:color="auto" w:sz="4"/>
-          <w:insideV w:val="single" w:color="auto" w:sz="4"/>
-        </w:tblBorders>
-      </w:tblPr>
-      <w:tblGrid>
-        <w:gridCol w:w="9360"/>
-      </w:tblGrid>
-      <w:tr>
-        <w:tc>
-          <w:tcPr>
-            <w:tcW w:type="dxa" w:w="9360"/>
-            <w:tcBorders>
-              <w:top w:val="dashed" w:color="888888" w:sz="6"/>
-              <w:left w:val="dashed" w:color="888888" w:sz="6"/>
-              <w:bottom w:val="dashed" w:color="888888" w:sz="6"/>
-              <w:right w:val="dashed" w:color="888888" w:sz="6"/>
-            </w:tcBorders>
-            <w:shd w:fill="F2F2F2" w:val="clear"/>
-            <w:tcMar>
-              <w:top w:type="dxa" w:w="200"/>
-              <w:left w:type="dxa" w:w="200"/>
-              <w:bottom w:type="dxa" w:w="200"/>
-              <w:right w:type="dxa" w:w="200"/>
-            </w:tcMar>
-          </w:tcPr>
-          <w:p>
-            <w:r>
-              <w:t xml:space="preserve"> </w:t>
-            </w:r>
-          </w:p>
-          <w:p>
-            <w:pPr>
-              <w:jc w:val="center"/>
-            </w:pPr>
-            <w:r>
-              <w:rPr>
-                <w:b/>
-                <w:bCs/>
-                <w:color w:val="555555"/>
-                <w:sz w:val="22"/>
-                <w:szCs w:val="22"/>
-              </w:rPr>
-              <w:t xml:space="preserve">📷  CAPTURĂ DE ECRAN</w:t>
-            </w:r>
-          </w:p>
-          <w:p>
-            <w:pPr>
-              <w:jc w:val="center"/>
-            </w:pPr>
-            <w:r>
-              <w:rPr>
-                <w:i/>
-                <w:iCs/>
-                <w:color w:val="555555"/>
-                <w:sz w:val="20"/>
-                <w:szCs w:val="20"/>
-              </w:rPr>
-              <w:t xml:space="preserve">Hartă pentru selectarea punctului de plecare</w:t>
-            </w:r>
-          </w:p>
-          <w:p>
-            <w:pPr>
-              <w:jc w:val="center"/>
-            </w:pPr>
-            <w:r>
-              <w:rPr>
-                <w:color w:val="777777"/>
-                <w:sz w:val="18"/>
-                <w:szCs w:val="18"/>
-              </w:rPr>
-              <w:t xml:space="preserve">URL: http://192.168.10.72:5010/coordinates</w:t>
-            </w:r>
-          </w:p>
-          <w:p>
-            <w:pPr>
-              <w:jc w:val="center"/>
-            </w:pPr>
-            <w:r>
-              <w:rPr>
-                <w:color w:val="777777"/>
-                <w:sz w:val="18"/>
-                <w:szCs w:val="18"/>
-              </w:rPr>
-              <w:t xml:space="preserve">Hartă OpenStreetMap, marker pe locația aleasă, form cu Etichetă + buton Salvează</w:t>
-            </w:r>
-          </w:p>
-          <w:p>
-            <w:r>
-              <w:t xml:space="preserve"> </w:t>
-            </w:r>
-          </w:p>
-        </w:tc>
-      </w:tr>
-    </w:tbl>
+    <w:p>
+      <w:pPr>
+        <w:jc w:val="center"/>
+      </w:pPr>
+      <w:r>
+        <w:drawing>
+          <wp:inline distT="0" distB="0" distL="0" distR="0">
+            <wp:extent cx="5943600" cy="3714750"/>
+            <wp:effectExtent t="0" r="0" b="0" l="0"/>
+            <wp:docPr id="1" name="03-punct-de-plecare.png" descr="Hartă pentru selectarea punctului de plecare" title="Hartă pentru selectarea punctului de plecare"/>
+            <wp:cNvGraphicFramePr>
+              <a:graphicFrameLocks xmlns:a="http://schemas.openxmlformats.org/drawingml/2006/main" noChangeAspect="1"/>
+            </wp:cNvGraphicFramePr>
+            <a:graphic xmlns:a="http://schemas.openxmlformats.org/drawingml/2006/main">
+              <a:graphicData uri="http://schemas.openxmlformats.org/drawingml/2006/picture">
+                <pic:pic xmlns:pic="http://schemas.openxmlformats.org/drawingml/2006/picture">
+                  <pic:nvPicPr>
+                    <pic:cNvPr id="0" name="" descr=""/>
+                    <pic:cNvPicPr>
+                      <a:picLocks noChangeAspect="1" noChangeArrowheads="1"/>
+                    </pic:cNvPicPr>
+                  </pic:nvPicPr>
+                  <pic:blipFill>
+                    <a:blip r:embed="rId11" cstate="none"/>
+                    <a:srcRect/>
+                    <a:stretch>
+                      <a:fillRect/>
+                    </a:stretch>
+                  </pic:blipFill>
+                  <pic:spPr bwMode="auto">
+                    <a:xfrm>
+                      <a:off x="0" y="0"/>
+                      <a:ext cx="5943600" cy="3714750"/>
+                    </a:xfrm>
+                    <a:prstGeom prst="rect">
+                      <a:avLst/>
+                    </a:prstGeom>
+                  </pic:spPr>
+                </pic:pic>
+              </a:graphicData>
+            </a:graphic>
+          </wp:inline>
+        </w:drawing>
+      </w:r>
+    </w:p>
+    <w:p>
+      <w:pPr>
+        <w:jc w:val="center"/>
+      </w:pPr>
+      <w:r>
+        <w:rPr>
+          <w:i/>
+          <w:iCs/>
+          <w:color w:val="555555"/>
+          <w:sz w:val="18"/>
+          <w:szCs w:val="18"/>
+        </w:rPr>
+        <w:t xml:space="preserve">Hartă pentru selectarea punctului de plecare</w:t>
+      </w:r>
+    </w:p>
     <w:p>
       <w:r>
         <w:t xml:space="preserve"> </w:t>
@@ -1221,121 +1095,66 @@
         <w:t xml:space="preserve"> </w:t>
       </w:r>
     </w:p>
-    <w:tbl>
-      <w:tblPr>
-        <w:tblW w:type="dxa" w:w="9360"/>
-        <w:tblBorders>
-          <w:top w:val="single" w:color="auto" w:sz="4"/>
-          <w:left w:val="single" w:color="auto" w:sz="4"/>
-          <w:bottom w:val="single" w:color="auto" w:sz="4"/>
-          <w:right w:val="single" w:color="auto" w:sz="4"/>
-          <w:insideH w:val="single" w:color="auto" w:sz="4"/>
-          <w:insideV w:val="single" w:color="auto" w:sz="4"/>
-        </w:tblBorders>
-      </w:tblPr>
-      <w:tblGrid>
-        <w:gridCol w:w="9360"/>
-      </w:tblGrid>
-      <w:tr>
-        <w:tc>
-          <w:tcPr>
-            <w:tcW w:type="dxa" w:w="9360"/>
-            <w:tcBorders>
-              <w:top w:val="dashed" w:color="888888" w:sz="6"/>
-              <w:left w:val="dashed" w:color="888888" w:sz="6"/>
-              <w:bottom w:val="dashed" w:color="888888" w:sz="6"/>
-              <w:right w:val="dashed" w:color="888888" w:sz="6"/>
-            </w:tcBorders>
-            <w:shd w:fill="F2F2F2" w:val="clear"/>
-            <w:tcMar>
-              <w:top w:type="dxa" w:w="200"/>
-              <w:left w:type="dxa" w:w="200"/>
-              <w:bottom w:type="dxa" w:w="200"/>
-              <w:right w:type="dxa" w:w="200"/>
-            </w:tcMar>
-          </w:tcPr>
-          <w:p>
-            <w:r>
-              <w:t xml:space="preserve"> </w:t>
-            </w:r>
-          </w:p>
-          <w:p>
-            <w:pPr>
-              <w:jc w:val="center"/>
-            </w:pPr>
-            <w:r>
-              <w:rPr>
-                <w:b/>
-                <w:bCs/>
-                <w:color w:val="555555"/>
-                <w:sz w:val="22"/>
-                <w:szCs w:val="22"/>
-              </w:rPr>
-              <w:t xml:space="preserve">📷  CAPTURĂ DE ECRAN</w:t>
-            </w:r>
-          </w:p>
-          <w:p>
-            <w:pPr>
-              <w:jc w:val="center"/>
-            </w:pPr>
-            <w:r>
-              <w:rPr>
-                <w:i/>
-                <w:iCs/>
-                <w:color w:val="555555"/>
-                <w:sz w:val="20"/>
-                <w:szCs w:val="20"/>
-              </w:rPr>
-              <w:t xml:space="preserve">Formular declarație nouă</w:t>
-            </w:r>
-          </w:p>
-          <w:p>
-            <w:pPr>
-              <w:jc w:val="center"/>
-            </w:pPr>
-            <w:r>
-              <w:rPr>
-                <w:color w:val="777777"/>
-                <w:sz w:val="18"/>
-                <w:szCs w:val="18"/>
-              </w:rPr>
-              <w:t xml:space="preserve">URL: http://192.168.10.72:5010/pathtracks/new</w:t>
-            </w:r>
-          </w:p>
-          <w:p>
-            <w:pPr>
-              <w:jc w:val="center"/>
-            </w:pPr>
-            <w:r>
-              <w:rPr>
-                <w:color w:val="777777"/>
-                <w:sz w:val="18"/>
-                <w:szCs w:val="18"/>
-              </w:rPr>
-              <w:t xml:space="preserve">Câmpuri: Tip rambursare, Număr călătorii A/R, Sumă chitanțe (taxi),</w:t>
-            </w:r>
-          </w:p>
-          <w:p>
-            <w:pPr>
-              <w:jc w:val="center"/>
-            </w:pPr>
-            <w:r>
-              <w:rPr>
-                <w:color w:val="777777"/>
-                <w:sz w:val="18"/>
-                <w:szCs w:val="18"/>
-              </w:rPr>
-              <w:t xml:space="preserve">Upload PDF foaie traseu și PDF chitanțe, previzualizare sumă, butoane Salvează ciorna / Salvează și trimite</w:t>
-            </w:r>
-          </w:p>
-          <w:p>
-            <w:r>
-              <w:t xml:space="preserve"> </w:t>
-            </w:r>
-          </w:p>
-        </w:tc>
-      </w:tr>
-    </w:tbl>
+    <w:p>
+      <w:pPr>
+        <w:jc w:val="center"/>
+      </w:pPr>
+      <w:r>
+        <w:drawing>
+          <wp:inline distT="0" distB="0" distL="0" distR="0">
+            <wp:extent cx="5943600" cy="3714750"/>
+            <wp:effectExtent t="0" r="0" b="0" l="0"/>
+            <wp:docPr id="1" name="05-noua-declaratie.png" descr="Formular declarație nouă" title="Formular declarație nouă"/>
+            <wp:cNvGraphicFramePr>
+              <a:graphicFrameLocks xmlns:a="http://schemas.openxmlformats.org/drawingml/2006/main" noChangeAspect="1"/>
+            </wp:cNvGraphicFramePr>
+            <a:graphic xmlns:a="http://schemas.openxmlformats.org/drawingml/2006/main">
+              <a:graphicData uri="http://schemas.openxmlformats.org/drawingml/2006/picture">
+                <pic:pic xmlns:pic="http://schemas.openxmlformats.org/drawingml/2006/picture">
+                  <pic:nvPicPr>
+                    <pic:cNvPr id="0" name="" descr=""/>
+                    <pic:cNvPicPr>
+                      <a:picLocks noChangeAspect="1" noChangeArrowheads="1"/>
+                    </pic:cNvPicPr>
+                  </pic:nvPicPr>
+                  <pic:blipFill>
+                    <a:blip r:embed="rId12" cstate="none"/>
+                    <a:srcRect/>
+                    <a:stretch>
+                      <a:fillRect/>
+                    </a:stretch>
+                  </pic:blipFill>
+                  <pic:spPr bwMode="auto">
+                    <a:xfrm>
+                      <a:off x="0" y="0"/>
+                      <a:ext cx="5943600" cy="3714750"/>
+                    </a:xfrm>
+                    <a:prstGeom prst="rect">
+                      <a:avLst/>
+                    </a:prstGeom>
+                  </pic:spPr>
+                </pic:pic>
+              </a:graphicData>
+            </a:graphic>
+          </wp:inline>
+        </w:drawing>
+      </w:r>
+    </w:p>
+    <w:p>
+      <w:pPr>
+        <w:jc w:val="center"/>
+      </w:pPr>
+      <w:r>
+        <w:rPr>
+          <w:i/>
+          <w:iCs/>
+          <w:color w:val="555555"/>
+          <w:sz w:val="18"/>
+          <w:szCs w:val="18"/>
+        </w:rPr>
+        <w:t xml:space="preserve">Formular declarație nouă</w:t>
+      </w:r>
+    </w:p>
     <w:p>
       <w:r>
         <w:t xml:space="preserve"> </w:t>
@@ -1633,108 +1452,66 @@
         <w:t xml:space="preserve"> </w:t>
       </w:r>
     </w:p>
-    <w:tbl>
-      <w:tblPr>
-        <w:tblW w:type="dxa" w:w="9360"/>
-        <w:tblBorders>
-          <w:top w:val="single" w:color="auto" w:sz="4"/>
-          <w:left w:val="single" w:color="auto" w:sz="4"/>
-          <w:bottom w:val="single" w:color="auto" w:sz="4"/>
-          <w:right w:val="single" w:color="auto" w:sz="4"/>
-          <w:insideH w:val="single" w:color="auto" w:sz="4"/>
-          <w:insideV w:val="single" w:color="auto" w:sz="4"/>
-        </w:tblBorders>
-      </w:tblPr>
-      <w:tblGrid>
-        <w:gridCol w:w="9360"/>
-      </w:tblGrid>
-      <w:tr>
-        <w:tc>
-          <w:tcPr>
-            <w:tcW w:type="dxa" w:w="9360"/>
-            <w:tcBorders>
-              <w:top w:val="dashed" w:color="888888" w:sz="6"/>
-              <w:left w:val="dashed" w:color="888888" w:sz="6"/>
-              <w:bottom w:val="dashed" w:color="888888" w:sz="6"/>
-              <w:right w:val="dashed" w:color="888888" w:sz="6"/>
-            </w:tcBorders>
-            <w:shd w:fill="F2F2F2" w:val="clear"/>
-            <w:tcMar>
-              <w:top w:type="dxa" w:w="200"/>
-              <w:left w:type="dxa" w:w="200"/>
-              <w:bottom w:type="dxa" w:w="200"/>
-              <w:right w:type="dxa" w:w="200"/>
-            </w:tcMar>
-          </w:tcPr>
-          <w:p>
-            <w:r>
-              <w:t xml:space="preserve"> </w:t>
-            </w:r>
-          </w:p>
-          <w:p>
-            <w:pPr>
-              <w:jc w:val="center"/>
-            </w:pPr>
-            <w:r>
-              <w:rPr>
-                <w:b/>
-                <w:bCs/>
-                <w:color w:val="555555"/>
-                <w:sz w:val="22"/>
-                <w:szCs w:val="22"/>
-              </w:rPr>
-              <w:t xml:space="preserve">📷  CAPTURĂ DE ECRAN</w:t>
-            </w:r>
-          </w:p>
-          <w:p>
-            <w:pPr>
-              <w:jc w:val="center"/>
-            </w:pPr>
-            <w:r>
-              <w:rPr>
-                <w:i/>
-                <w:iCs/>
-                <w:color w:val="555555"/>
-                <w:sz w:val="20"/>
-                <w:szCs w:val="20"/>
-              </w:rPr>
-              <w:t xml:space="preserve">Lista declarațiilor mele</w:t>
-            </w:r>
-          </w:p>
-          <w:p>
-            <w:pPr>
-              <w:jc w:val="center"/>
-            </w:pPr>
-            <w:r>
-              <w:rPr>
-                <w:color w:val="777777"/>
-                <w:sz w:val="18"/>
-                <w:szCs w:val="18"/>
-              </w:rPr>
-              <w:t xml:space="preserve">URL: http://192.168.10.72:5010/pathtracks</w:t>
-            </w:r>
-          </w:p>
-          <w:p>
-            <w:pPr>
-              <w:jc w:val="center"/>
-            </w:pPr>
-            <w:r>
-              <w:rPr>
-                <w:color w:val="777777"/>
-                <w:sz w:val="18"/>
-                <w:szCs w:val="18"/>
-              </w:rPr>
-              <w:t xml:space="preserve">Tabel cu: Lună, Stare (CIORNĂ/TRIMISĂ), Tip, Călătorii, Sumă, Nr. registru, Acțiuni</w:t>
-            </w:r>
-          </w:p>
-          <w:p>
-            <w:r>
-              <w:t xml:space="preserve"> </w:t>
-            </w:r>
-          </w:p>
-        </w:tc>
-      </w:tr>
-    </w:tbl>
+    <w:p>
+      <w:pPr>
+        <w:jc w:val="center"/>
+      </w:pPr>
+      <w:r>
+        <w:drawing>
+          <wp:inline distT="0" distB="0" distL="0" distR="0">
+            <wp:extent cx="5943600" cy="3714750"/>
+            <wp:effectExtent t="0" r="0" b="0" l="0"/>
+            <wp:docPr id="1" name="04-lista-declaratii.png" descr="Lista declarațiilor mele" title="Lista declarațiilor mele"/>
+            <wp:cNvGraphicFramePr>
+              <a:graphicFrameLocks xmlns:a="http://schemas.openxmlformats.org/drawingml/2006/main" noChangeAspect="1"/>
+            </wp:cNvGraphicFramePr>
+            <a:graphic xmlns:a="http://schemas.openxmlformats.org/drawingml/2006/main">
+              <a:graphicData uri="http://schemas.openxmlformats.org/drawingml/2006/picture">
+                <pic:pic xmlns:pic="http://schemas.openxmlformats.org/drawingml/2006/picture">
+                  <pic:nvPicPr>
+                    <pic:cNvPr id="0" name="" descr=""/>
+                    <pic:cNvPicPr>
+                      <a:picLocks noChangeAspect="1" noChangeArrowheads="1"/>
+                    </pic:cNvPicPr>
+                  </pic:nvPicPr>
+                  <pic:blipFill>
+                    <a:blip r:embed="rId13" cstate="none"/>
+                    <a:srcRect/>
+                    <a:stretch>
+                      <a:fillRect/>
+                    </a:stretch>
+                  </pic:blipFill>
+                  <pic:spPr bwMode="auto">
+                    <a:xfrm>
+                      <a:off x="0" y="0"/>
+                      <a:ext cx="5943600" cy="3714750"/>
+                    </a:xfrm>
+                    <a:prstGeom prst="rect">
+                      <a:avLst/>
+                    </a:prstGeom>
+                  </pic:spPr>
+                </pic:pic>
+              </a:graphicData>
+            </a:graphic>
+          </wp:inline>
+        </w:drawing>
+      </w:r>
+    </w:p>
+    <w:p>
+      <w:pPr>
+        <w:jc w:val="center"/>
+      </w:pPr>
+      <w:r>
+        <w:rPr>
+          <w:i/>
+          <w:iCs/>
+          <w:color w:val="555555"/>
+          <w:sz w:val="18"/>
+          <w:szCs w:val="18"/>
+        </w:rPr>
+        <w:t xml:space="preserve">Lista declarațiilor mele</w:t>
+      </w:r>
+    </w:p>
     <w:p>
       <w:r>
         <w:br w:type="page"/>
@@ -1819,108 +1596,66 @@
         <w:t xml:space="preserve"> </w:t>
       </w:r>
     </w:p>
-    <w:tbl>
-      <w:tblPr>
-        <w:tblW w:type="dxa" w:w="9360"/>
-        <w:tblBorders>
-          <w:top w:val="single" w:color="auto" w:sz="4"/>
-          <w:left w:val="single" w:color="auto" w:sz="4"/>
-          <w:bottom w:val="single" w:color="auto" w:sz="4"/>
-          <w:right w:val="single" w:color="auto" w:sz="4"/>
-          <w:insideH w:val="single" w:color="auto" w:sz="4"/>
-          <w:insideV w:val="single" w:color="auto" w:sz="4"/>
-        </w:tblBorders>
-      </w:tblPr>
-      <w:tblGrid>
-        <w:gridCol w:w="9360"/>
-      </w:tblGrid>
-      <w:tr>
-        <w:tc>
-          <w:tcPr>
-            <w:tcW w:type="dxa" w:w="9360"/>
-            <w:tcBorders>
-              <w:top w:val="dashed" w:color="888888" w:sz="6"/>
-              <w:left w:val="dashed" w:color="888888" w:sz="6"/>
-              <w:bottom w:val="dashed" w:color="888888" w:sz="6"/>
-              <w:right w:val="dashed" w:color="888888" w:sz="6"/>
-            </w:tcBorders>
-            <w:shd w:fill="F2F2F2" w:val="clear"/>
-            <w:tcMar>
-              <w:top w:type="dxa" w:w="200"/>
-              <w:left w:type="dxa" w:w="200"/>
-              <w:bottom w:type="dxa" w:w="200"/>
-              <w:right w:type="dxa" w:w="200"/>
-            </w:tcMar>
-          </w:tcPr>
-          <w:p>
-            <w:r>
-              <w:t xml:space="preserve"> </w:t>
-            </w:r>
-          </w:p>
-          <w:p>
-            <w:pPr>
-              <w:jc w:val="center"/>
-            </w:pPr>
-            <w:r>
-              <w:rPr>
-                <w:b/>
-                <w:bCs/>
-                <w:color w:val="555555"/>
-                <w:sz w:val="22"/>
-                <w:szCs w:val="22"/>
-              </w:rPr>
-              <w:t xml:space="preserve">📷  CAPTURĂ DE ECRAN</w:t>
-            </w:r>
-          </w:p>
-          <w:p>
-            <w:pPr>
-              <w:jc w:val="center"/>
-            </w:pPr>
-            <w:r>
-              <w:rPr>
-                <w:i/>
-                <w:iCs/>
-                <w:color w:val="555555"/>
-                <w:sz w:val="20"/>
-                <w:szCs w:val="20"/>
-              </w:rPr>
-              <w:t xml:space="preserve">Selector de limbă</w:t>
-            </w:r>
-          </w:p>
-          <w:p>
-            <w:pPr>
-              <w:jc w:val="center"/>
-            </w:pPr>
-            <w:r>
-              <w:rPr>
-                <w:color w:val="777777"/>
-                <w:sz w:val="18"/>
-                <w:szCs w:val="18"/>
-              </w:rPr>
-              <w:t xml:space="preserve">Stânga: textul „Lingua:” / „Language:” / „Limba:”</w:t>
-            </w:r>
-          </w:p>
-          <w:p>
-            <w:pPr>
-              <w:jc w:val="center"/>
-            </w:pPr>
-            <w:r>
-              <w:rPr>
-                <w:color w:val="777777"/>
-                <w:sz w:val="18"/>
-                <w:szCs w:val="18"/>
-              </w:rPr>
-              <w:t xml:space="preserve">Dreapta: trei butoane RO, IT, EN — cel activ are fundal alb</w:t>
-            </w:r>
-          </w:p>
-          <w:p>
-            <w:r>
-              <w:t xml:space="preserve"> </w:t>
-            </w:r>
-          </w:p>
-        </w:tc>
-      </w:tr>
-    </w:tbl>
+    <w:p>
+      <w:pPr>
+        <w:jc w:val="center"/>
+      </w:pPr>
+      <w:r>
+        <w:drawing>
+          <wp:inline distT="0" distB="0" distL="0" distR="0">
+            <wp:extent cx="5943600" cy="3714750"/>
+            <wp:effectExtent t="0" r="0" b="0" l="0"/>
+            <wp:docPr id="1" name="02-dashboard.png" descr="Selectorul de limbă: vedeți „Limba: RO IT EN” în colțul din dreapta-sus al barei de navigare" title="Selectorul de limbă: vedeți „Limba: RO IT EN” în colțul din dreapta-sus al barei de navigare"/>
+            <wp:cNvGraphicFramePr>
+              <a:graphicFrameLocks xmlns:a="http://schemas.openxmlformats.org/drawingml/2006/main" noChangeAspect="1"/>
+            </wp:cNvGraphicFramePr>
+            <a:graphic xmlns:a="http://schemas.openxmlformats.org/drawingml/2006/main">
+              <a:graphicData uri="http://schemas.openxmlformats.org/drawingml/2006/picture">
+                <pic:pic xmlns:pic="http://schemas.openxmlformats.org/drawingml/2006/picture">
+                  <pic:nvPicPr>
+                    <pic:cNvPr id="0" name="" descr=""/>
+                    <pic:cNvPicPr>
+                      <a:picLocks noChangeAspect="1" noChangeArrowheads="1"/>
+                    </pic:cNvPicPr>
+                  </pic:nvPicPr>
+                  <pic:blipFill>
+                    <a:blip r:embed="rId10" cstate="none"/>
+                    <a:srcRect/>
+                    <a:stretch>
+                      <a:fillRect/>
+                    </a:stretch>
+                  </pic:blipFill>
+                  <pic:spPr bwMode="auto">
+                    <a:xfrm>
+                      <a:off x="0" y="0"/>
+                      <a:ext cx="5943600" cy="3714750"/>
+                    </a:xfrm>
+                    <a:prstGeom prst="rect">
+                      <a:avLst/>
+                    </a:prstGeom>
+                  </pic:spPr>
+                </pic:pic>
+              </a:graphicData>
+            </a:graphic>
+          </wp:inline>
+        </w:drawing>
+      </w:r>
+    </w:p>
+    <w:p>
+      <w:pPr>
+        <w:jc w:val="center"/>
+      </w:pPr>
+      <w:r>
+        <w:rPr>
+          <w:i/>
+          <w:iCs/>
+          <w:color w:val="555555"/>
+          <w:sz w:val="18"/>
+          <w:szCs w:val="18"/>
+        </w:rPr>
+        <w:t xml:space="preserve">Selectorul de limbă: vedeți „Limba: RO IT EN” în colțul din dreapta-sus al barei de navigare</w:t>
+      </w:r>
+    </w:p>
     <w:p>
       <w:r>
         <w:t xml:space="preserve"> </w:t>
@@ -2114,108 +1849,66 @@
         <w:t xml:space="preserve"> </w:t>
       </w:r>
     </w:p>
-    <w:tbl>
-      <w:tblPr>
-        <w:tblW w:type="dxa" w:w="9360"/>
-        <w:tblBorders>
-          <w:top w:val="single" w:color="auto" w:sz="4"/>
-          <w:left w:val="single" w:color="auto" w:sz="4"/>
-          <w:bottom w:val="single" w:color="auto" w:sz="4"/>
-          <w:right w:val="single" w:color="auto" w:sz="4"/>
-          <w:insideH w:val="single" w:color="auto" w:sz="4"/>
-          <w:insideV w:val="single" w:color="auto" w:sz="4"/>
-        </w:tblBorders>
-      </w:tblPr>
-      <w:tblGrid>
-        <w:gridCol w:w="9360"/>
-      </w:tblGrid>
-      <w:tr>
-        <w:tc>
-          <w:tcPr>
-            <w:tcW w:type="dxa" w:w="9360"/>
-            <w:tcBorders>
-              <w:top w:val="dashed" w:color="888888" w:sz="6"/>
-              <w:left w:val="dashed" w:color="888888" w:sz="6"/>
-              <w:bottom w:val="dashed" w:color="888888" w:sz="6"/>
-              <w:right w:val="dashed" w:color="888888" w:sz="6"/>
-            </w:tcBorders>
-            <w:shd w:fill="F2F2F2" w:val="clear"/>
-            <w:tcMar>
-              <w:top w:type="dxa" w:w="200"/>
-              <w:left w:type="dxa" w:w="200"/>
-              <w:bottom w:type="dxa" w:w="200"/>
-              <w:right w:type="dxa" w:w="200"/>
-            </w:tcMar>
-          </w:tcPr>
-          <w:p>
-            <w:r>
-              <w:t xml:space="preserve"> </w:t>
-            </w:r>
-          </w:p>
-          <w:p>
-            <w:pPr>
-              <w:jc w:val="center"/>
-            </w:pPr>
-            <w:r>
-              <w:rPr>
-                <w:b/>
-                <w:bCs/>
-                <w:color w:val="555555"/>
-                <w:sz w:val="22"/>
-                <w:szCs w:val="22"/>
-              </w:rPr>
-              <w:t xml:space="preserve">📷  CAPTURĂ DE ECRAN</w:t>
-            </w:r>
-          </w:p>
-          <w:p>
-            <w:pPr>
-              <w:jc w:val="center"/>
-            </w:pPr>
-            <w:r>
-              <w:rPr>
-                <w:i/>
-                <w:iCs/>
-                <w:color w:val="555555"/>
-                <w:sz w:val="20"/>
-                <w:szCs w:val="20"/>
-              </w:rPr>
-              <w:t xml:space="preserve">Lista colegilor reprezentabili</w:t>
-            </w:r>
-          </w:p>
-          <w:p>
-            <w:pPr>
-              <w:jc w:val="center"/>
-            </w:pPr>
-            <w:r>
-              <w:rPr>
-                <w:color w:val="777777"/>
-                <w:sz w:val="18"/>
-                <w:szCs w:val="18"/>
-              </w:rPr>
-              <w:t xml:space="preserve">URL: http://192.168.10.72:5010/admin/representable</w:t>
-            </w:r>
-          </w:p>
-          <w:p>
-            <w:pPr>
-              <w:jc w:val="center"/>
-            </w:pPr>
-            <w:r>
-              <w:rPr>
-                <w:color w:val="777777"/>
-                <w:sz w:val="18"/>
-                <w:szCs w:val="18"/>
-              </w:rPr>
-              <w:t xml:space="preserve">Tabel: Angajat, FC (function code), Acțiuni (Harta + Declarație nouă)</w:t>
-            </w:r>
-          </w:p>
-          <w:p>
-            <w:r>
-              <w:t xml:space="preserve"> </w:t>
-            </w:r>
-          </w:p>
-        </w:tc>
-      </w:tr>
-    </w:tbl>
+    <w:p>
+      <w:pPr>
+        <w:jc w:val="center"/>
+      </w:pPr>
+      <w:r>
+        <w:drawing>
+          <wp:inline distT="0" distB="0" distL="0" distR="0">
+            <wp:extent cx="5943600" cy="3714750"/>
+            <wp:effectExtent t="0" r="0" b="0" l="0"/>
+            <wp:docPr id="1" name="06-admin-representable.png" descr="Lista colegilor reprezentabili" title="Lista colegilor reprezentabili"/>
+            <wp:cNvGraphicFramePr>
+              <a:graphicFrameLocks xmlns:a="http://schemas.openxmlformats.org/drawingml/2006/main" noChangeAspect="1"/>
+            </wp:cNvGraphicFramePr>
+            <a:graphic xmlns:a="http://schemas.openxmlformats.org/drawingml/2006/main">
+              <a:graphicData uri="http://schemas.openxmlformats.org/drawingml/2006/picture">
+                <pic:pic xmlns:pic="http://schemas.openxmlformats.org/drawingml/2006/picture">
+                  <pic:nvPicPr>
+                    <pic:cNvPr id="0" name="" descr=""/>
+                    <pic:cNvPicPr>
+                      <a:picLocks noChangeAspect="1" noChangeArrowheads="1"/>
+                    </pic:cNvPicPr>
+                  </pic:nvPicPr>
+                  <pic:blipFill>
+                    <a:blip r:embed="rId14" cstate="none"/>
+                    <a:srcRect/>
+                    <a:stretch>
+                      <a:fillRect/>
+                    </a:stretch>
+                  </pic:blipFill>
+                  <pic:spPr bwMode="auto">
+                    <a:xfrm>
+                      <a:off x="0" y="0"/>
+                      <a:ext cx="5943600" cy="3714750"/>
+                    </a:xfrm>
+                    <a:prstGeom prst="rect">
+                      <a:avLst/>
+                    </a:prstGeom>
+                  </pic:spPr>
+                </pic:pic>
+              </a:graphicData>
+            </a:graphic>
+          </wp:inline>
+        </w:drawing>
+      </w:r>
+    </w:p>
+    <w:p>
+      <w:pPr>
+        <w:jc w:val="center"/>
+      </w:pPr>
+      <w:r>
+        <w:rPr>
+          <w:i/>
+          <w:iCs/>
+          <w:color w:val="555555"/>
+          <w:sz w:val="18"/>
+          <w:szCs w:val="18"/>
+        </w:rPr>
+        <w:t xml:space="preserve">Lista colegilor reprezentabili</w:t>
+      </w:r>
+    </w:p>
     <w:p>
       <w:r>
         <w:t xml:space="preserve"> </w:t>
@@ -2319,121 +2012,66 @@
         <w:t xml:space="preserve"> </w:t>
       </w:r>
     </w:p>
-    <w:tbl>
-      <w:tblPr>
-        <w:tblW w:type="dxa" w:w="9360"/>
-        <w:tblBorders>
-          <w:top w:val="single" w:color="auto" w:sz="4"/>
-          <w:left w:val="single" w:color="auto" w:sz="4"/>
-          <w:bottom w:val="single" w:color="auto" w:sz="4"/>
-          <w:right w:val="single" w:color="auto" w:sz="4"/>
-          <w:insideH w:val="single" w:color="auto" w:sz="4"/>
-          <w:insideV w:val="single" w:color="auto" w:sz="4"/>
-        </w:tblBorders>
-      </w:tblPr>
-      <w:tblGrid>
-        <w:gridCol w:w="9360"/>
-      </w:tblGrid>
-      <w:tr>
-        <w:tc>
-          <w:tcPr>
-            <w:tcW w:type="dxa" w:w="9360"/>
-            <w:tcBorders>
-              <w:top w:val="dashed" w:color="888888" w:sz="6"/>
-              <w:left w:val="dashed" w:color="888888" w:sz="6"/>
-              <w:bottom w:val="dashed" w:color="888888" w:sz="6"/>
-              <w:right w:val="dashed" w:color="888888" w:sz="6"/>
-            </w:tcBorders>
-            <w:shd w:fill="F2F2F2" w:val="clear"/>
-            <w:tcMar>
-              <w:top w:type="dxa" w:w="200"/>
-              <w:left w:type="dxa" w:w="200"/>
-              <w:bottom w:type="dxa" w:w="200"/>
-              <w:right w:type="dxa" w:w="200"/>
-            </w:tcMar>
-          </w:tcPr>
-          <w:p>
-            <w:r>
-              <w:t xml:space="preserve"> </w:t>
-            </w:r>
-          </w:p>
-          <w:p>
-            <w:pPr>
-              <w:jc w:val="center"/>
-            </w:pPr>
-            <w:r>
-              <w:rPr>
-                <w:b/>
-                <w:bCs/>
-                <w:color w:val="555555"/>
-                <w:sz w:val="22"/>
-                <w:szCs w:val="22"/>
-              </w:rPr>
-              <w:t xml:space="preserve">📷  CAPTURĂ DE ECRAN</w:t>
-            </w:r>
-          </w:p>
-          <w:p>
-            <w:pPr>
-              <w:jc w:val="center"/>
-            </w:pPr>
-            <w:r>
-              <w:rPr>
-                <w:i/>
-                <w:iCs/>
-                <w:color w:val="555555"/>
-                <w:sz w:val="20"/>
-                <w:szCs w:val="20"/>
-              </w:rPr>
-              <w:t xml:space="preserve">Pagina de istoric cu filtre și tabel</w:t>
-            </w:r>
-          </w:p>
-          <w:p>
-            <w:pPr>
-              <w:jc w:val="center"/>
-            </w:pPr>
-            <w:r>
-              <w:rPr>
-                <w:color w:val="777777"/>
-                <w:sz w:val="18"/>
-                <w:szCs w:val="18"/>
-              </w:rPr>
-              <w:t xml:space="preserve">URL: http://192.168.10.72:5010/admin/history?year=2026&amp;month=5</w:t>
-            </w:r>
-          </w:p>
-          <w:p>
-            <w:pPr>
-              <w:jc w:val="center"/>
-            </w:pPr>
-            <w:r>
-              <w:rPr>
-                <w:color w:val="777777"/>
-                <w:sz w:val="18"/>
-                <w:szCs w:val="18"/>
-              </w:rPr>
-              <w:t xml:space="preserve">Filtre: An, Lună, Tip; buton Filtrează; buton Export XLSX</w:t>
-            </w:r>
-          </w:p>
-          <w:p>
-            <w:pPr>
-              <w:jc w:val="center"/>
-            </w:pPr>
-            <w:r>
-              <w:rPr>
-                <w:color w:val="777777"/>
-                <w:sz w:val="18"/>
-                <w:szCs w:val="18"/>
-              </w:rPr>
-              <w:t xml:space="preserve">Tabel: Angajat, Luna, Stare, Tip, Călătorii, Sumă, Nr. registru, Detalii</w:t>
-            </w:r>
-          </w:p>
-          <w:p>
-            <w:r>
-              <w:t xml:space="preserve"> </w:t>
-            </w:r>
-          </w:p>
-        </w:tc>
-      </w:tr>
-    </w:tbl>
+    <w:p>
+      <w:pPr>
+        <w:jc w:val="center"/>
+      </w:pPr>
+      <w:r>
+        <w:drawing>
+          <wp:inline distT="0" distB="0" distL="0" distR="0">
+            <wp:extent cx="5943600" cy="3714750"/>
+            <wp:effectExtent t="0" r="0" b="0" l="0"/>
+            <wp:docPr id="1" name="07b-admin-istoric-filtrat.png" descr="Pagina de istoric cu filtre și tabel (an + lună selectate)" title="Pagina de istoric cu filtre și tabel (an + lună selectate)"/>
+            <wp:cNvGraphicFramePr>
+              <a:graphicFrameLocks xmlns:a="http://schemas.openxmlformats.org/drawingml/2006/main" noChangeAspect="1"/>
+            </wp:cNvGraphicFramePr>
+            <a:graphic xmlns:a="http://schemas.openxmlformats.org/drawingml/2006/main">
+              <a:graphicData uri="http://schemas.openxmlformats.org/drawingml/2006/picture">
+                <pic:pic xmlns:pic="http://schemas.openxmlformats.org/drawingml/2006/picture">
+                  <pic:nvPicPr>
+                    <pic:cNvPr id="0" name="" descr=""/>
+                    <pic:cNvPicPr>
+                      <a:picLocks noChangeAspect="1" noChangeArrowheads="1"/>
+                    </pic:cNvPicPr>
+                  </pic:nvPicPr>
+                  <pic:blipFill>
+                    <a:blip r:embed="rId15" cstate="none"/>
+                    <a:srcRect/>
+                    <a:stretch>
+                      <a:fillRect/>
+                    </a:stretch>
+                  </pic:blipFill>
+                  <pic:spPr bwMode="auto">
+                    <a:xfrm>
+                      <a:off x="0" y="0"/>
+                      <a:ext cx="5943600" cy="3714750"/>
+                    </a:xfrm>
+                    <a:prstGeom prst="rect">
+                      <a:avLst/>
+                    </a:prstGeom>
+                  </pic:spPr>
+                </pic:pic>
+              </a:graphicData>
+            </a:graphic>
+          </wp:inline>
+        </w:drawing>
+      </w:r>
+    </w:p>
+    <w:p>
+      <w:pPr>
+        <w:jc w:val="center"/>
+      </w:pPr>
+      <w:r>
+        <w:rPr>
+          <w:i/>
+          <w:iCs/>
+          <w:color w:val="555555"/>
+          <w:sz w:val="18"/>
+          <w:szCs w:val="18"/>
+        </w:rPr>
+        <w:t xml:space="preserve">Pagina de istoric cu filtre și tabel (an + lună selectate)</w:t>
+      </w:r>
+    </w:p>
     <w:p>
       <w:r>
         <w:t xml:space="preserve"> </w:t>
@@ -2596,121 +2234,66 @@
         <w:t xml:space="preserve"> </w:t>
       </w:r>
     </w:p>
-    <w:tbl>
-      <w:tblPr>
-        <w:tblW w:type="dxa" w:w="9360"/>
-        <w:tblBorders>
-          <w:top w:val="single" w:color="auto" w:sz="4"/>
-          <w:left w:val="single" w:color="auto" w:sz="4"/>
-          <w:bottom w:val="single" w:color="auto" w:sz="4"/>
-          <w:right w:val="single" w:color="auto" w:sz="4"/>
-          <w:insideH w:val="single" w:color="auto" w:sz="4"/>
-          <w:insideV w:val="single" w:color="auto" w:sz="4"/>
-        </w:tblBorders>
-      </w:tblPr>
-      <w:tblGrid>
-        <w:gridCol w:w="9360"/>
-      </w:tblGrid>
-      <w:tr>
-        <w:tc>
-          <w:tcPr>
-            <w:tcW w:type="dxa" w:w="9360"/>
-            <w:tcBorders>
-              <w:top w:val="dashed" w:color="888888" w:sz="6"/>
-              <w:left w:val="dashed" w:color="888888" w:sz="6"/>
-              <w:bottom w:val="dashed" w:color="888888" w:sz="6"/>
-              <w:right w:val="dashed" w:color="888888" w:sz="6"/>
-            </w:tcBorders>
-            <w:shd w:fill="F2F2F2" w:val="clear"/>
-            <w:tcMar>
-              <w:top w:type="dxa" w:w="200"/>
-              <w:left w:type="dxa" w:w="200"/>
-              <w:bottom w:type="dxa" w:w="200"/>
-              <w:right w:type="dxa" w:w="200"/>
-            </w:tcMar>
-          </w:tcPr>
-          <w:p>
-            <w:r>
-              <w:t xml:space="preserve"> </w:t>
-            </w:r>
-          </w:p>
-          <w:p>
-            <w:pPr>
-              <w:jc w:val="center"/>
-            </w:pPr>
-            <w:r>
-              <w:rPr>
-                <w:b/>
-                <w:bCs/>
-                <w:color w:val="555555"/>
-                <w:sz w:val="22"/>
-                <w:szCs w:val="22"/>
-              </w:rPr>
-              <w:t xml:space="preserve">📷  CAPTURĂ DE ECRAN</w:t>
-            </w:r>
-          </w:p>
-          <w:p>
-            <w:pPr>
-              <w:jc w:val="center"/>
-            </w:pPr>
-            <w:r>
-              <w:rPr>
-                <w:i/>
-                <w:iCs/>
-                <w:color w:val="555555"/>
-                <w:sz w:val="20"/>
-                <w:szCs w:val="20"/>
-              </w:rPr>
-              <w:t xml:space="preserve">Pagina cursurilor BNR EUR-RON</w:t>
-            </w:r>
-          </w:p>
-          <w:p>
-            <w:pPr>
-              <w:jc w:val="center"/>
-            </w:pPr>
-            <w:r>
-              <w:rPr>
-                <w:color w:val="777777"/>
-                <w:sz w:val="18"/>
-                <w:szCs w:val="18"/>
-              </w:rPr>
-              <w:t xml:space="preserve">URL: http://192.168.10.72:5010/admin/bnr-rates</w:t>
-            </w:r>
-          </w:p>
-          <w:p>
-            <w:pPr>
-              <w:jc w:val="center"/>
-            </w:pPr>
-            <w:r>
-              <w:rPr>
-                <w:color w:val="777777"/>
-                <w:sz w:val="18"/>
-                <w:szCs w:val="18"/>
-              </w:rPr>
-              <w:t xml:space="preserve">Form: Curs (RON/EUR), Valabil de la, Valabil până la, buton Salvează cursul</w:t>
-            </w:r>
-          </w:p>
-          <w:p>
-            <w:pPr>
-              <w:jc w:val="center"/>
-            </w:pPr>
-            <w:r>
-              <w:rPr>
-                <w:color w:val="777777"/>
-                <w:sz w:val="18"/>
-                <w:szCs w:val="18"/>
-              </w:rPr>
-              <w:t xml:space="preserve">Două tabele: Cursuri STANDARD active, Ultimele cursuri obținute (live + cache)</w:t>
-            </w:r>
-          </w:p>
-          <w:p>
-            <w:r>
-              <w:t xml:space="preserve"> </w:t>
-            </w:r>
-          </w:p>
-        </w:tc>
-      </w:tr>
-    </w:tbl>
+    <w:p>
+      <w:pPr>
+        <w:jc w:val="center"/>
+      </w:pPr>
+      <w:r>
+        <w:drawing>
+          <wp:inline distT="0" distB="0" distL="0" distR="0">
+            <wp:extent cx="5943600" cy="3714750"/>
+            <wp:effectExtent t="0" r="0" b="0" l="0"/>
+            <wp:docPr id="1" name="08-admin-bnr.png" descr="Pagina cursurilor BNR EUR-RON" title="Pagina cursurilor BNR EUR-RON"/>
+            <wp:cNvGraphicFramePr>
+              <a:graphicFrameLocks xmlns:a="http://schemas.openxmlformats.org/drawingml/2006/main" noChangeAspect="1"/>
+            </wp:cNvGraphicFramePr>
+            <a:graphic xmlns:a="http://schemas.openxmlformats.org/drawingml/2006/main">
+              <a:graphicData uri="http://schemas.openxmlformats.org/drawingml/2006/picture">
+                <pic:pic xmlns:pic="http://schemas.openxmlformats.org/drawingml/2006/picture">
+                  <pic:nvPicPr>
+                    <pic:cNvPr id="0" name="" descr=""/>
+                    <pic:cNvPicPr>
+                      <a:picLocks noChangeAspect="1" noChangeArrowheads="1"/>
+                    </pic:cNvPicPr>
+                  </pic:nvPicPr>
+                  <pic:blipFill>
+                    <a:blip r:embed="rId16" cstate="none"/>
+                    <a:srcRect/>
+                    <a:stretch>
+                      <a:fillRect/>
+                    </a:stretch>
+                  </pic:blipFill>
+                  <pic:spPr bwMode="auto">
+                    <a:xfrm>
+                      <a:off x="0" y="0"/>
+                      <a:ext cx="5943600" cy="3714750"/>
+                    </a:xfrm>
+                    <a:prstGeom prst="rect">
+                      <a:avLst/>
+                    </a:prstGeom>
+                  </pic:spPr>
+                </pic:pic>
+              </a:graphicData>
+            </a:graphic>
+          </wp:inline>
+        </w:drawing>
+      </w:r>
+    </w:p>
+    <w:p>
+      <w:pPr>
+        <w:jc w:val="center"/>
+      </w:pPr>
+      <w:r>
+        <w:rPr>
+          <w:i/>
+          <w:iCs/>
+          <w:color w:val="555555"/>
+          <w:sz w:val="18"/>
+          <w:szCs w:val="18"/>
+        </w:rPr>
+        <w:t xml:space="preserve">Pagina cursurilor BNR EUR-RON</w:t>
+      </w:r>
+    </w:p>
     <w:p>
       <w:r>
         <w:t xml:space="preserve"> </w:t>
@@ -2807,121 +2390,66 @@
         <w:t xml:space="preserve"> </w:t>
       </w:r>
     </w:p>
-    <w:tbl>
-      <w:tblPr>
-        <w:tblW w:type="dxa" w:w="9360"/>
-        <w:tblBorders>
-          <w:top w:val="single" w:color="auto" w:sz="4"/>
-          <w:left w:val="single" w:color="auto" w:sz="4"/>
-          <w:bottom w:val="single" w:color="auto" w:sz="4"/>
-          <w:right w:val="single" w:color="auto" w:sz="4"/>
-          <w:insideH w:val="single" w:color="auto" w:sz="4"/>
-          <w:insideV w:val="single" w:color="auto" w:sz="4"/>
-        </w:tblBorders>
-      </w:tblPr>
-      <w:tblGrid>
-        <w:gridCol w:w="9360"/>
-      </w:tblGrid>
-      <w:tr>
-        <w:tc>
-          <w:tcPr>
-            <w:tcW w:type="dxa" w:w="9360"/>
-            <w:tcBorders>
-              <w:top w:val="dashed" w:color="888888" w:sz="6"/>
-              <w:left w:val="dashed" w:color="888888" w:sz="6"/>
-              <w:bottom w:val="dashed" w:color="888888" w:sz="6"/>
-              <w:right w:val="dashed" w:color="888888" w:sz="6"/>
-            </w:tcBorders>
-            <w:shd w:fill="F2F2F2" w:val="clear"/>
-            <w:tcMar>
-              <w:top w:type="dxa" w:w="200"/>
-              <w:left w:type="dxa" w:w="200"/>
-              <w:bottom w:type="dxa" w:w="200"/>
-              <w:right w:type="dxa" w:w="200"/>
-            </w:tcMar>
-          </w:tcPr>
-          <w:p>
-            <w:r>
-              <w:t xml:space="preserve"> </w:t>
-            </w:r>
-          </w:p>
-          <w:p>
-            <w:pPr>
-              <w:jc w:val="center"/>
-            </w:pPr>
-            <w:r>
-              <w:rPr>
-                <w:b/>
-                <w:bCs/>
-                <w:color w:val="555555"/>
-                <w:sz w:val="22"/>
-                <w:szCs w:val="22"/>
-              </w:rPr>
-              <w:t xml:space="preserve">📷  CAPTURĂ DE ECRAN</w:t>
-            </w:r>
-          </w:p>
-          <w:p>
-            <w:pPr>
-              <w:jc w:val="center"/>
-            </w:pPr>
-            <w:r>
-              <w:rPr>
-                <w:i/>
-                <w:iCs/>
-                <w:color w:val="555555"/>
-                <w:sz w:val="20"/>
-                <w:szCs w:val="20"/>
-              </w:rPr>
-              <w:t xml:space="preserve">Pagina tarifelor €/km</w:t>
-            </w:r>
-          </w:p>
-          <w:p>
-            <w:pPr>
-              <w:jc w:val="center"/>
-            </w:pPr>
-            <w:r>
-              <w:rPr>
-                <w:color w:val="777777"/>
-                <w:sz w:val="18"/>
-                <w:szCs w:val="18"/>
-              </w:rPr>
-              <w:t xml:space="preserve">URL: http://192.168.10.72:5010/admin/fuel-rates</w:t>
-            </w:r>
-          </w:p>
-          <w:p>
-            <w:pPr>
-              <w:jc w:val="center"/>
-            </w:pPr>
-            <w:r>
-              <w:rPr>
-                <w:color w:val="777777"/>
-                <w:sz w:val="18"/>
-                <w:szCs w:val="18"/>
-              </w:rPr>
-              <w:t xml:space="preserve">Form: Consum mediu km/L, Preț mediu EUR/L, Valabil de la / până la, buton Salvează tariful</w:t>
-            </w:r>
-          </w:p>
-          <w:p>
-            <w:pPr>
-              <w:jc w:val="center"/>
-            </w:pPr>
-            <w:r>
-              <w:rPr>
-                <w:color w:val="777777"/>
-                <w:sz w:val="18"/>
-                <w:szCs w:val="18"/>
-              </w:rPr>
-              <w:t xml:space="preserve">Tabel: tarife active și istorice cu coloana €/km calculată automat</w:t>
-            </w:r>
-          </w:p>
-          <w:p>
-            <w:r>
-              <w:t xml:space="preserve"> </w:t>
-            </w:r>
-          </w:p>
-        </w:tc>
-      </w:tr>
-    </w:tbl>
+    <w:p>
+      <w:pPr>
+        <w:jc w:val="center"/>
+      </w:pPr>
+      <w:r>
+        <w:drawing>
+          <wp:inline distT="0" distB="0" distL="0" distR="0">
+            <wp:extent cx="5943600" cy="3714750"/>
+            <wp:effectExtent t="0" r="0" b="0" l="0"/>
+            <wp:docPr id="1" name="09-admin-fuel-rates.png" descr="Pagina tarifelor €/km" title="Pagina tarifelor €/km"/>
+            <wp:cNvGraphicFramePr>
+              <a:graphicFrameLocks xmlns:a="http://schemas.openxmlformats.org/drawingml/2006/main" noChangeAspect="1"/>
+            </wp:cNvGraphicFramePr>
+            <a:graphic xmlns:a="http://schemas.openxmlformats.org/drawingml/2006/main">
+              <a:graphicData uri="http://schemas.openxmlformats.org/drawingml/2006/picture">
+                <pic:pic xmlns:pic="http://schemas.openxmlformats.org/drawingml/2006/picture">
+                  <pic:nvPicPr>
+                    <pic:cNvPr id="0" name="" descr=""/>
+                    <pic:cNvPicPr>
+                      <a:picLocks noChangeAspect="1" noChangeArrowheads="1"/>
+                    </pic:cNvPicPr>
+                  </pic:nvPicPr>
+                  <pic:blipFill>
+                    <a:blip r:embed="rId17" cstate="none"/>
+                    <a:srcRect/>
+                    <a:stretch>
+                      <a:fillRect/>
+                    </a:stretch>
+                  </pic:blipFill>
+                  <pic:spPr bwMode="auto">
+                    <a:xfrm>
+                      <a:off x="0" y="0"/>
+                      <a:ext cx="5943600" cy="3714750"/>
+                    </a:xfrm>
+                    <a:prstGeom prst="rect">
+                      <a:avLst/>
+                    </a:prstGeom>
+                  </pic:spPr>
+                </pic:pic>
+              </a:graphicData>
+            </a:graphic>
+          </wp:inline>
+        </w:drawing>
+      </w:r>
+    </w:p>
+    <w:p>
+      <w:pPr>
+        <w:jc w:val="center"/>
+      </w:pPr>
+      <w:r>
+        <w:rPr>
+          <w:i/>
+          <w:iCs/>
+          <w:color w:val="555555"/>
+          <w:sz w:val="18"/>
+          <w:szCs w:val="18"/>
+        </w:rPr>
+        <w:t xml:space="preserve">Pagina tarifelor €/km</w:t>
+      </w:r>
+    </w:p>
     <w:p>
       <w:r>
         <w:t xml:space="preserve"> </w:t>
